--- a/Classwork_ALevel_20260904_DaLiu.docx
+++ b/Classwork_ALevel_20260904_DaLiu.docx
@@ -1543,6 +1543,7 @@
                 <w:sz w:val="19"/>
               </w:rPr>
             </w:pPr>
+            <w:commentRangeStart w:id="1"/>
             <w:r>
               <w:rPr>
                 <w:rFonts w:eastAsia="ＭＳ 明朝" w:cs="" w:ascii="Courier New" w:hAnsi="Courier New"/>
@@ -1676,6 +1677,13 @@
                 <w:szCs w:val="22"/>
                 <w:lang w:val="en-US" w:eastAsia="en-US" w:bidi="ar-SA"/>
               </w:rPr>
+            </w:r>
+            <w:commentRangeEnd w:id="1"/>
+            <w:r>
+              <w:rPr>
+                <w:rStyle w:val="CommentReference"/>
+              </w:rPr>
+              <w:commentReference w:id="1"/>
             </w:r>
           </w:p>
         </w:tc>
@@ -3337,6 +3345,7 @@
                 <w:lang w:val="en-US" w:eastAsia="zh-CN" w:bidi="ar-SA"/>
               </w:rPr>
             </w:pPr>
+            <w:commentRangeStart w:id="2"/>
             <w:r>
               <w:rPr>
                 <w:rFonts w:eastAsia="宋体" w:cs=""/>
@@ -3605,6 +3614,13 @@
                 <w:lang w:val="en-US" w:eastAsia="zh-CN" w:bidi="ar-SA"/>
               </w:rPr>
               <w:t>return arrayA</w:t>
+            </w:r>
+            <w:commentRangeEnd w:id="2"/>
+            <w:r>
+              <w:rPr>
+                <w:rStyle w:val="CommentReference"/>
+              </w:rPr>
+              <w:commentReference w:id="2"/>
             </w:r>
           </w:p>
         </w:tc>
@@ -3709,6 +3725,7 @@
                 <w:lang w:eastAsia="zh-CN"/>
               </w:rPr>
             </w:pPr>
+            <w:commentRangeStart w:id="3"/>
             <w:r>
               <w:rPr>
                 <w:rFonts w:eastAsia="宋体" w:cs="" w:ascii="Courier New" w:hAnsi="Courier New"/>
@@ -4111,6 +4128,13 @@
                 <w:szCs w:val="22"/>
                 <w:lang w:val="en-US" w:eastAsia="zh-CN" w:bidi="ar-SA"/>
               </w:rPr>
+            </w:r>
+            <w:commentRangeEnd w:id="3"/>
+            <w:r>
+              <w:rPr>
+                <w:rStyle w:val="CommentReference"/>
+              </w:rPr>
+              <w:commentReference w:id="3"/>
             </w:r>
           </w:p>
         </w:tc>
@@ -4220,6 +4244,7 @@
                 <w:lang w:eastAsia="zh-CN"/>
               </w:rPr>
             </w:pPr>
+            <w:commentRangeStart w:id="4"/>
             <w:r>
               <w:rPr>
                 <w:rFonts w:eastAsia="ＭＳ 明朝" w:cs="" w:ascii="Courier New" w:hAnsi="Courier New"/>
@@ -4339,6 +4364,13 @@
                 <w:szCs w:val="22"/>
                 <w:lang w:val="en-US" w:eastAsia="zh-CN" w:bidi="ar-SA"/>
               </w:rPr>
+            </w:r>
+            <w:commentRangeEnd w:id="4"/>
+            <w:r>
+              <w:rPr>
+                <w:rStyle w:val="CommentReference"/>
+              </w:rPr>
+              <w:commentReference w:id="4"/>
             </w:r>
           </w:p>
         </w:tc>
@@ -4377,6 +4409,39 @@
     </w:sectPr>
   </w:body>
 </w:document>
+</file>
+
+<file path=word/comments.xml><?xml version="1.0" encoding="utf-8"?>
+<w:comments xmlns:w="http://schemas.openxmlformats.org/wordprocessingml/2006/main">
+  <w:comment w:id="1" w:author="Teacher" w:date="2026-09-05T00:00:00Z">
+    <w:p>
+      <w:r>
+        <w:t>The function returns -1, not 0. With found initialised to -1 and the loop skipped (empty list, i &lt; len(lst) is False), the 'if found != -1' test fails and the else branch returns -1. Your boundary-test reasoning is valid, just the final value is wrong. (-3 marks)</w:t>
+      </w:r>
+    </w:p>
+  </w:comment>
+  <w:comment w:id="2" w:author="Teacher" w:date="2026-09-05T00:00:00Z">
+    <w:p>
+      <w:r>
+        <w:t>The outer loop 'for i in range(len(arrayA))' starts at 0. The first iteration (i = 0) is a no-op: current = arrayA[0], backward = 0, so the while loop is skipped. The function still sorts, but start at 1: 'range(1, len(arrayA))'. (-1 mark)</w:t>
+      </w:r>
+    </w:p>
+  </w:comment>
+  <w:comment w:id="3" w:author="Teacher" w:date="2026-09-05T00:00:00Z">
+    <w:p>
+      <w:r>
+        <w:t>There are two 'count' increments. The one inside the while loop (per shift) is correct. The extra 'count = count + 1' after the while loop (per item) over-counts - remove it. The return (arrayA, count) is correct. (-2 marks)</w:t>
+      </w:r>
+    </w:p>
+  </w:comment>
+  <w:comment w:id="4" w:author="Teacher" w:date="2026-09-05T00:00:00Z">
+    <w:p>
+      <w:r>
+        <w:t>Correct that List B produces more shifts. Small correction: List A produces 0 shifts (already sorted), not 'equal to the length of List A'. List B is the worst case: 4 + 3 + 2 + 1 = 10 shifts (not 15). (-1 mark)</w:t>
+      </w:r>
+    </w:p>
+  </w:comment>
+</w:comments>
 </file>
 
 <file path=word/header1.xml><?xml version="1.0" encoding="utf-8"?>
